--- a/Periodicals/JF/Volume 80, Issue 2/Repo over the Financial Crisis/Repo over the Financial Crisis_output.docx
+++ b/Periodicals/JF/Volume 80, Issue 2/Repo over the Financial Crisis/Repo over the Financial Crisis_output.docx
@@ -32,15 +32,12 @@
     </w:p>
     <w:p>
       <w:r>
-        <w:t>AI标题: 国债回购异动解密：做市商中介能力断层成危机传导新机制</w:t>
-        <w:br/>
-        <w:br/>
-        <w:t>（注：24个汉字，含"做市商中介能力"专业术语，主标题突出反常现象，副标题揭示结构性问题）</w:t>
+        <w:t>AI标题: 金融危机回购异动溯源：国债证券驱动交易坍缩揭密</w:t>
       </w:r>
     </w:p>
     <w:p>
       <w:r>
-        <w:t>AI精炼: 【金融回购市场的危机解谜】这篇由美联储学者撰写的论文揭示了2008年金融危机中一个反直觉现象：看似安全的国债回购交易量竟暴跌20%，远超其他资产。研究聚焦回购市场结构性问题，挑战了传统"挤兑恐慌"解释框架。此前学界争议不断：Gorton派认为回购市场遭遇全面挤兑，而Copeland等指出三方回购市场仍稳健。作者突破数据壁垒，首次将回购市场细分为四大维度（双边/三方、交易商间/客户间），并追踪国债与其他资产的差异化表现。通过构建交易商层级面板数据，他们发现关键证据：国债回购暴跌与交易商信用风险指标无显著关联，反而与做市活动萎缩高度同步。研究发现，危机中交易商为降低风险，大幅缩减以证券流转为目的的回购操作（证券驱动型交易），转向单纯融资型交易。这种结构性转变导致国债流动性下降，预示了2020年美债闪崩的隐患。论文为当前美债市场改革（如常备回购机制、中央清算扩容）提供了关键实证支持，揭示做市商中介能力而非单纯挤兑才是危机传导的核心枢纽。（248字）</w:t>
+        <w:t>AI精炼: 【论文总结】该研究聚焦2008年金融危机期间美国回购市场的流动性收缩机制，旨在厘清回购规模骤降的驱动因素——此前学界对此存在争议，部分研究归因于对手方信用风险引发的"挤兑"，另一部分则认为三方回购市场相对稳定。作者通过细分双边与三方市场、区分现金驱动与证券驱动的交易类型，并利用交易商层面的面板数据分析发现：超过一半的回购萎缩集中于国债担保交易，且与交易商信用风险指标无显著关联，反而与做市中介能力下降导致的证券驱动交易收缩密切相关。【博客化解读】金融危机中的"回购黑洞"究竟是谁的锅？一篇新研究颠覆了传统认知。过去学者们争论不休：有人说是投资者因恐慌逃离市场（"挤兑"），也有人指出优质抵押品交易依然坚挺。本文作者像侦探般拆解数据密码，发现惊人真相：国债回购的崩塌才是主因，但这竟与交易对手风险无关！真正元凶藏在做市商的"工具箱"里——当市场崩盘时，交易商作为中间人的证券调配能力瘫痪，导致以国债为媒介的市场润滑机制失效。这种"中介失灵"比单纯的资金逃离更具破坏性，如同高速公路突然撤掉所有加油站，即便车辆本身状况良好也难以前行。研究为当前美债市场改革提供了关键洞见：与其一味防范挤兑，不如强化做市商的危机应对能力。</w:t>
       </w:r>
     </w:p>
     <w:p>
@@ -50,22 +47,32 @@
     </w:p>
     <w:p>
       <w:r>
+        <w:t>双边回购市场</w:t>
+      </w:r>
+    </w:p>
+    <w:p>
+      <w:r>
+        <w:t>三方回购结构</w:t>
+      </w:r>
+    </w:p>
+    <w:p>
+      <w:r>
+        <w:t>证券驱动交易</w:t>
+      </w:r>
+    </w:p>
+    <w:p>
+      <w:r>
         <w:t>面板数据分析</w:t>
       </w:r>
     </w:p>
     <w:p>
       <w:r>
-        <w:t>证券驱动型交易</w:t>
+        <w:t>交易商信用风险</w:t>
       </w:r>
     </w:p>
     <w:p>
       <w:r>
-        <w:t>双边回购市场</w:t>
-      </w:r>
-    </w:p>
-    <w:p>
-      <w:r>
-        <w:t>三方回购市场</w:t>
+        <w:t>中央清算机制</w:t>
       </w:r>
     </w:p>
     <w:p>
@@ -75,25 +82,20 @@
     </w:p>
     <w:p>
       <w:r>
-        <w:t>CDS利差模型</w:t>
+        <w:t>国债流动性收缩</w:t>
       </w:r>
     </w:p>
     <w:p>
       <w:r>
-        <w:t>商业票据利率指标</w:t>
-      </w:r>
-    </w:p>
-    <w:p>
-      <w:r>
-        <w:t>学术要点: 学术要点 1：证券驱动型回购（Securities-Driven Repo）||| 区别于现金驱动的融资性回购，指通过回购协议获取特定证券（如新发行国债）的市场行为，直接影响证券流动性和价格发现机制。|||</w:t>
+        <w:t>学术要点: 学术要点 1：混合型回购市场（MIX Segment）||| 指同时包含现金驱动和证券驱动交易的双边回购市场，其清算机制允许特定证券的定向交易，与仅处理普通抵押品（GC）的三方回购市场形成结构差异。|||</w:t>
         <w:br/>
-        <w:t>学术要点 2：混合回购市场分割（MIX Repo Segmentation）||| 双边回购市场中同时存在现金驱动和证券驱动交易的混合结构特征，其清算方式（非中央对手方）与风险传导机制具有独特脆弱性。|||</w:t>
+        <w:t>学术要点 2：证券驱动型回购（Securities-Driven Repo）||| 以获取特定证券（如新发国债）为主要目的的回购交易，区别于以现金融资为目的的现金驱动型回购，反映做市商平衡证券库存的核心功能。|||</w:t>
         <w:br/>
-        <w:t>学术要点 3：残差数据构建法（Residual Measurement Construction）||| 通过从总回购量中扣除可观测的三方回购和中央清算回购数据，逆向推导不可直接观测的双边混合市场活动的计量方法创新。|||</w:t>
+        <w:t>学术要点 3：国债抵押回购悖论（Treasury Repo Contradiction）||| 危机期间国债回购活动大幅萎缩（达20%）与逃向质量（flight-to-quality）理论的预期背离，揭示流动性冲击通过做市商渠道传导的特殊机制。|||</w:t>
         <w:br/>
-        <w:t>学术要点 4：对手方风险解耦现象（Counterparty Risk Decoupling）||| 国债回购活动下降与交易商CDS利差等信用风险指标无显著相关性，揭示非信用因素（如市场微观结构）主导危机期间流动性收缩。|||</w:t>
+        <w:t>学术要点 4：残差测量法（Residual-Based Measurement）||| 通过从总回购数据中扣除三方市场和中央对手方清算的已知交易量，间接估算双边非清算市场（DtC MIX）活动的方法论创新。|||</w:t>
         <w:br/>
-        <w:t>学术要点 5：做市中介能力冲击（Market-Making Capacity Shock）||| 证券交易商在混合回购市场中的背对背交易（back-to-back repo）协调能力受损，导致证券驱动型回购链条断裂的传导机制。</w:t>
+        <w:t>学术要点 5：做市能力相关性崩溃（Market-Making Capacity Decoupling）||| 雷曼破产后大型交易商的证券流入与流出相关性骤降，反映其作为核心中介的做市功能受损，导致证券驱动型回购市场流动性枯竭。</w:t>
       </w:r>
     </w:p>
     <w:p>
@@ -134,7 +136,7 @@
     </w:p>
     <w:p>
       <w:r>
-        <w:t>该图对比了2007年金融危机期间双边与三方回购市场的活动量变化趋势。</w:t>
+        <w:t>图片呈现了2007年金融危机期间双边与三方回购市场的活跃度对比趋势。</w:t>
       </w:r>
     </w:p>
     <w:p>
@@ -175,7 +177,7 @@
     </w:p>
     <w:p>
       <w:r>
-        <w:t>图表呈现金融危机期间双边与三方回购市场活动对比及国债回购下降趋势。</w:t>
+        <w:t>图1展示了2007年金融危机期间双边与三方回购市场活动量对比。</w:t>
       </w:r>
     </w:p>
     <w:p>
@@ -216,7 +218,7 @@
     </w:p>
     <w:p>
       <w:r>
-        <w:t>该图展示了2007年金融危机期间双边回购与三方回购市场活动对比，突显国债抵押品交易量的异常收缩。</w:t>
+        <w:t>图片展示了2007年金融危机期间双边与三方回购市场活动对比及国债抵押交易变化趋势。</w:t>
       </w:r>
     </w:p>
     <w:p>
@@ -257,7 +259,7 @@
     </w:p>
     <w:p>
       <w:r>
-        <w:t>该图呈现了2007年金融危机期间双边与三方回购市场活动差异，凸显国债回购及做市活动的异常收缩。</w:t>
+        <w:t>该图展示了2007年金融危机期间双边回购与三方回购市场的交易量对比变化。</w:t>
       </w:r>
     </w:p>
     <w:p>
